--- a/docs/reference/2026-jun-aug/16-chat-pane-layout.md.docx
+++ b/docs/reference/2026-jun-aug/16-chat-pane-layout.md.docx
@@ -7,7 +7,7 @@
         <w:pStyle w:val="Heading1"/>
         <w:rPr/>
       </w:pPr>
-      <w:bookmarkStart w:colFirst="0" w:colLast="0" w:name="_ddoplgt3scp3" w:id="0"/>
+      <w:bookmarkStart w:colFirst="0" w:colLast="0" w:name="_z55pgfih0j0x" w:id="0"/>
       <w:bookmarkEnd w:id="0"/>
       <w:r>
         <w:rPr>
@@ -32,7 +32,7 @@
         <w:pStyle w:val="Heading2"/>
         <w:rPr/>
       </w:pPr>
-      <w:bookmarkStart w:colFirst="0" w:colLast="0" w:name="_yr1frg6rguoc" w:id="1"/>
+      <w:bookmarkStart w:colFirst="0" w:colLast="0" w:name="_1g0fs0gnc6ud" w:id="1"/>
       <w:bookmarkEnd w:id="1"/>
       <w:r>
         <w:rPr>
@@ -477,7 +477,7 @@
         <w:pStyle w:val="Heading2"/>
         <w:rPr/>
       </w:pPr>
-      <w:bookmarkStart w:colFirst="0" w:colLast="0" w:name="_9ieqndj20usj" w:id="2"/>
+      <w:bookmarkStart w:colFirst="0" w:colLast="0" w:name="_csdcyj4xvvyq" w:id="2"/>
       <w:bookmarkEnd w:id="2"/>
       <w:r>
         <w:rPr>
@@ -561,6 +561,11 @@
         </w:rPr>
         <w:t xml:space="preserve">maxPanes = floor((viewportWidth − reservedChrome) / 360)</w:t>
       </w:r>
+      <w:r>
+        <w:rPr>
+          <w:rtl w:val="0"/>
+        </w:rPr>
+      </w:r>
     </w:p>
     <w:p>
       <w:pPr>
@@ -688,6 +693,7 @@
           <w:numId w:val="1"/>
         </w:numPr>
         <w:ind w:left="720" w:hanging="360"/>
+        <w:rPr/>
       </w:pPr>
       <w:r>
         <w:rPr>
@@ -724,6 +730,7 @@
           <w:numId w:val="1"/>
         </w:numPr>
         <w:ind w:left="720" w:hanging="360"/>
+        <w:rPr/>
       </w:pPr>
       <w:r>
         <w:rPr>
@@ -760,6 +767,7 @@
           <w:numId w:val="1"/>
         </w:numPr>
         <w:ind w:left="720" w:hanging="360"/>
+        <w:rPr/>
       </w:pPr>
       <w:r>
         <w:rPr>
@@ -859,7 +867,7 @@
         <w:pStyle w:val="Heading2"/>
         <w:rPr/>
       </w:pPr>
-      <w:bookmarkStart w:colFirst="0" w:colLast="0" w:name="_v86wbfr0knsc" w:id="3"/>
+      <w:bookmarkStart w:colFirst="0" w:colLast="0" w:name="_t6n7tb5mz76x" w:id="3"/>
       <w:bookmarkEnd w:id="3"/>
       <w:r>
         <w:rPr>
@@ -1402,7 +1410,7 @@
         <w:pStyle w:val="Heading2"/>
         <w:rPr/>
       </w:pPr>
-      <w:bookmarkStart w:colFirst="0" w:colLast="0" w:name="_w6qri4613a0" w:id="4"/>
+      <w:bookmarkStart w:colFirst="0" w:colLast="0" w:name="_s127uhlavo1y" w:id="4"/>
       <w:bookmarkEnd w:id="4"/>
       <w:r>
         <w:rPr>
@@ -1533,7 +1541,7 @@
         <w:pStyle w:val="Heading2"/>
         <w:rPr/>
       </w:pPr>
-      <w:bookmarkStart w:colFirst="0" w:colLast="0" w:name="_r72aknjth1ow" w:id="5"/>
+      <w:bookmarkStart w:colFirst="0" w:colLast="0" w:name="_f9zjd6ovobex" w:id="5"/>
       <w:bookmarkEnd w:id="5"/>
       <w:r>
         <w:rPr>
@@ -1549,6 +1557,7 @@
           <w:numId w:val="1"/>
         </w:numPr>
         <w:ind w:left="720" w:hanging="360"/>
+        <w:rPr/>
       </w:pPr>
       <w:r>
         <w:rPr>
@@ -1578,6 +1587,7 @@
           <w:numId w:val="1"/>
         </w:numPr>
         <w:ind w:left="720" w:hanging="360"/>
+        <w:rPr/>
       </w:pPr>
       <w:r>
         <w:rPr>
@@ -1593,6 +1603,7 @@
           <w:numId w:val="1"/>
         </w:numPr>
         <w:ind w:left="720" w:hanging="360"/>
+        <w:rPr/>
       </w:pPr>
       <w:r>
         <w:rPr>
@@ -1608,6 +1619,7 @@
           <w:numId w:val="1"/>
         </w:numPr>
         <w:ind w:left="720" w:hanging="360"/>
+        <w:rPr/>
       </w:pPr>
       <w:r>
         <w:rPr>
@@ -1643,7 +1655,7 @@
         <w:pStyle w:val="Heading2"/>
         <w:rPr/>
       </w:pPr>
-      <w:bookmarkStart w:colFirst="0" w:colLast="0" w:name="_tsgxdq1yltfy" w:id="6"/>
+      <w:bookmarkStart w:colFirst="0" w:colLast="0" w:name="_havcbftpyjqk" w:id="6"/>
       <w:bookmarkEnd w:id="6"/>
       <w:r>
         <w:rPr>
@@ -1709,6 +1721,7 @@
           <w:numId w:val="1"/>
         </w:numPr>
         <w:ind w:left="720" w:hanging="360"/>
+        <w:rPr/>
       </w:pPr>
       <w:r>
         <w:rPr>
@@ -1738,6 +1751,7 @@
           <w:numId w:val="1"/>
         </w:numPr>
         <w:ind w:left="720" w:hanging="360"/>
+        <w:rPr/>
       </w:pPr>
       <w:r>
         <w:rPr>
@@ -1767,6 +1781,7 @@
           <w:numId w:val="1"/>
         </w:numPr>
         <w:ind w:left="720" w:hanging="360"/>
+        <w:rPr/>
       </w:pPr>
       <w:r>
         <w:rPr>
@@ -1796,6 +1811,7 @@
           <w:numId w:val="1"/>
         </w:numPr>
         <w:ind w:left="720" w:hanging="360"/>
+        <w:rPr/>
       </w:pPr>
       <w:r>
         <w:rPr>
@@ -1839,6 +1855,7 @@
           <w:numId w:val="1"/>
         </w:numPr>
         <w:ind w:left="720" w:hanging="360"/>
+        <w:rPr/>
       </w:pPr>
       <w:r>
         <w:rPr>
@@ -1952,7 +1969,7 @@
         <w:pStyle w:val="Heading2"/>
         <w:rPr/>
       </w:pPr>
-      <w:bookmarkStart w:colFirst="0" w:colLast="0" w:name="_k19g56vb6lt" w:id="7"/>
+      <w:bookmarkStart w:colFirst="0" w:colLast="0" w:name="_puaagaexy40c" w:id="7"/>
       <w:bookmarkEnd w:id="7"/>
       <w:r>
         <w:rPr>
@@ -2012,6 +2029,7 @@
           <w:numId w:val="1"/>
         </w:numPr>
         <w:ind w:left="720" w:hanging="360"/>
+        <w:rPr/>
       </w:pPr>
       <w:r>
         <w:rPr>
@@ -2027,6 +2045,7 @@
           <w:numId w:val="1"/>
         </w:numPr>
         <w:ind w:left="720" w:hanging="360"/>
+        <w:rPr/>
       </w:pPr>
       <w:r>
         <w:rPr>
@@ -2056,6 +2075,7 @@
           <w:numId w:val="1"/>
         </w:numPr>
         <w:ind w:left="720" w:hanging="360"/>
+        <w:rPr/>
       </w:pPr>
       <w:r>
         <w:rPr>
@@ -2077,7 +2097,7 @@
         <w:pStyle w:val="Heading2"/>
         <w:rPr/>
       </w:pPr>
-      <w:bookmarkStart w:colFirst="0" w:colLast="0" w:name="_m6svphcf0jf" w:id="8"/>
+      <w:bookmarkStart w:colFirst="0" w:colLast="0" w:name="_y4veo690x950" w:id="8"/>
       <w:bookmarkEnd w:id="8"/>
       <w:r>
         <w:rPr>
@@ -2713,7 +2733,7 @@
         <w:pStyle w:val="Heading2"/>
         <w:rPr/>
       </w:pPr>
-      <w:bookmarkStart w:colFirst="0" w:colLast="0" w:name="_n3npwer1wxrq" w:id="9"/>
+      <w:bookmarkStart w:colFirst="0" w:colLast="0" w:name="_jgwazio50wfi" w:id="9"/>
       <w:bookmarkEnd w:id="9"/>
       <w:r>
         <w:rPr>
@@ -2729,6 +2749,7 @@
           <w:numId w:val="1"/>
         </w:numPr>
         <w:ind w:left="720" w:hanging="360"/>
+        <w:rPr/>
       </w:pPr>
       <w:r>
         <w:rPr>
@@ -2751,6 +2772,7 @@
           <w:numId w:val="1"/>
         </w:numPr>
         <w:ind w:left="720" w:hanging="360"/>
+        <w:rPr/>
       </w:pPr>
       <w:r>
         <w:rPr>
@@ -2773,6 +2795,7 @@
           <w:numId w:val="1"/>
         </w:numPr>
         <w:ind w:left="720" w:hanging="360"/>
+        <w:rPr/>
       </w:pPr>
       <w:r>
         <w:rPr>
@@ -2795,6 +2818,7 @@
           <w:numId w:val="1"/>
         </w:numPr>
         <w:ind w:left="720" w:hanging="360"/>
+        <w:rPr/>
       </w:pPr>
       <w:r>
         <w:rPr>
@@ -2817,6 +2841,7 @@
           <w:numId w:val="1"/>
         </w:numPr>
         <w:ind w:left="720" w:hanging="360"/>
+        <w:rPr/>
       </w:pPr>
       <w:r>
         <w:rPr>
@@ -2839,6 +2864,7 @@
           <w:numId w:val="1"/>
         </w:numPr>
         <w:ind w:left="720" w:hanging="360"/>
+        <w:rPr/>
       </w:pPr>
       <w:r>
         <w:rPr>
@@ -2861,6 +2887,7 @@
           <w:numId w:val="1"/>
         </w:numPr>
         <w:ind w:left="720" w:hanging="360"/>
+        <w:rPr/>
       </w:pPr>
       <w:r>
         <w:rPr>
@@ -2883,6 +2910,7 @@
           <w:numId w:val="1"/>
         </w:numPr>
         <w:ind w:left="720" w:hanging="360"/>
+        <w:rPr/>
       </w:pPr>
       <w:r>
         <w:rPr>
@@ -2905,6 +2933,7 @@
           <w:numId w:val="1"/>
         </w:numPr>
         <w:ind w:left="720" w:hanging="360"/>
+        <w:rPr/>
       </w:pPr>
       <w:r>
         <w:rPr>
@@ -2927,6 +2956,7 @@
           <w:numId w:val="1"/>
         </w:numPr>
         <w:ind w:left="720" w:hanging="360"/>
+        <w:rPr/>
       </w:pPr>
       <w:r>
         <w:rPr>
@@ -2949,6 +2979,7 @@
           <w:numId w:val="1"/>
         </w:numPr>
         <w:ind w:left="720" w:hanging="360"/>
+        <w:rPr/>
       </w:pPr>
       <w:r>
         <w:rPr>
